--- a/files/Master Resume - Camille Obedoza.docx
+++ b/files/Master Resume - Camille Obedoza.docx
@@ -1755,24 +1755,6 @@
     </w:p>
     <w:p>
       <w:pPr>
-        <w:spacing w:after="66"/>
-        <w:rPr>
-          <w:sz w:val="21"/>
-          <w:szCs w:val="21"/>
-        </w:rPr>
-      </w:pPr>
-    </w:p>
-    <w:p>
-      <w:pPr>
-        <w:spacing w:after="66"/>
-        <w:rPr>
-          <w:sz w:val="21"/>
-          <w:szCs w:val="21"/>
-        </w:rPr>
-      </w:pPr>
-    </w:p>
-    <w:p>
-      <w:pPr>
         <w:spacing w:after="15"/>
         <w:ind w:left="-29" w:right="-24" w:firstLine="0"/>
       </w:pPr>
@@ -1885,14 +1867,6 @@
       <w:r>
         <w:t xml:space="preserve">EDUCATION </w:t>
       </w:r>
-    </w:p>
-    <w:p>
-      <w:pPr>
-        <w:rPr>
-          <w:sz w:val="10"/>
-          <w:szCs w:val="14"/>
-        </w:rPr>
-      </w:pPr>
     </w:p>
     <w:p>
       <w:pPr>
@@ -5385,6 +5359,7 @@
   <w:style w:type="character" w:default="1" w:styleId="DefaultParagraphFont">
     <w:name w:val="Default Paragraph Font"/>
     <w:uiPriority w:val="1"/>
+    <w:semiHidden/>
     <w:unhideWhenUsed/>
   </w:style>
   <w:style w:type="table" w:default="1" w:styleId="TableNormal">
